--- a/data/human_paras/human_para_175.docx
+++ b/data/human_paras/human_para_175.docx
@@ -4,7 +4,7 @@
   <w:body>
     <w:p>
       <w:r>
-        <w:t>Despite the length of her life, few obituaries will explain how she developed her revolutionary ideals before meeting Nelson Mandela. For the most part, Nelson Mandela's biographers described Madikizela-Mandla as the city's most suitable man in the 1950s and the 1960s as a young rural naif.</w:t>
+        <w:t>She continued to play a role in bridging the gap between the ANC and its splinter factions until her death. Gendered politics were made feasible because she was the mother of the country, bringing together warring sons and keeping her political family together even if peace could only be preserved in her presence.</w:t>
       </w:r>
     </w:p>
     <w:sectPr>
